--- a/RequirementsDocument.docx
+++ b/RequirementsDocument.docx
@@ -1,6 +1,6 @@
 
 <file path=word/document.xml><?xml version="1.0" encoding="utf-8"?>
-<w:document xmlns:wpc="http://schemas.microsoft.com/office/word/2010/wordprocessingCanvas" xmlns:cx="http://schemas.microsoft.com/office/drawing/2014/chartex" xmlns:cx1="http://schemas.microsoft.com/office/drawing/2015/9/8/chartex" xmlns:cx2="http://schemas.microsoft.com/office/drawing/2015/10/21/chartex" xmlns:cx3="http://schemas.microsoft.com/office/drawing/2016/5/9/chartex" xmlns:cx4="http://schemas.microsoft.com/office/drawing/2016/5/10/chartex" xmlns:cx5="http://schemas.microsoft.com/office/drawing/2016/5/11/chartex" xmlns:cx6="http://schemas.microsoft.com/office/drawing/2016/5/12/chartex" xmlns:cx7="http://schemas.microsoft.com/office/drawing/2016/5/13/chartex" xmlns:cx8="http://schemas.microsoft.com/office/drawing/2016/5/14/chartex" xmlns:mc="http://schemas.openxmlformats.org/markup-compatibility/2006" xmlns:aink="http://schemas.microsoft.com/office/drawing/2016/ink" xmlns:am3d="http://schemas.microsoft.com/office/drawing/2017/model3d" xmlns:o="urn:schemas-microsoft-com:office:office" xmlns:oel="http://schemas.microsoft.com/office/2019/extlst" xmlns:r="http://schemas.openxmlformats.org/officeDocument/2006/relationships" xmlns:m="http://schemas.openxmlformats.org/officeDocument/2006/math" xmlns:v="urn:schemas-microsoft-com:vml" xmlns:wp14="http://schemas.microsoft.com/office/word/2010/wordprocessingDrawing" xmlns:wp="http://schemas.openxmlformats.org/drawingml/2006/wordprocessingDrawing" xmlns:w10="urn:schemas-microsoft-com:office:word" xmlns:w="http://schemas.openxmlformats.org/wordprocessingml/2006/main" xmlns:w14="http://schemas.microsoft.com/office/word/2010/wordml" xmlns:w15="http://schemas.microsoft.com/office/word/2012/wordml" xmlns:w16cex="http://schemas.microsoft.com/office/word/2018/wordml/cex" xmlns:w16cid="http://schemas.microsoft.com/office/word/2016/wordml/cid" xmlns:w16="http://schemas.microsoft.com/office/word/2018/wordml" xmlns:w16du="http://schemas.microsoft.com/office/word/2023/wordml/word16du" xmlns:w16sdtdh="http://schemas.microsoft.com/office/word/2020/wordml/sdtdatahash" xmlns:w16se="http://schemas.microsoft.com/office/word/2015/wordml/symex" xmlns:wpg="http://schemas.microsoft.com/office/word/2010/wordprocessingGroup" xmlns:wpi="http://schemas.microsoft.com/office/word/2010/wordprocessingInk" xmlns:wne="http://schemas.microsoft.com/office/word/2006/wordml" xmlns:wps="http://schemas.microsoft.com/office/word/2010/wordprocessingShape" mc:Ignorable="w14 w15 w16se w16cid w16 w16cex w16sdtdh w16du wp14">
+<w:document xmlns:wpc="http://schemas.microsoft.com/office/word/2010/wordprocessingCanvas" xmlns:cx="http://schemas.microsoft.com/office/drawing/2014/chartex" xmlns:cx1="http://schemas.microsoft.com/office/drawing/2015/9/8/chartex" xmlns:cx2="http://schemas.microsoft.com/office/drawing/2015/10/21/chartex" xmlns:cx3="http://schemas.microsoft.com/office/drawing/2016/5/9/chartex" xmlns:cx4="http://schemas.microsoft.com/office/drawing/2016/5/10/chartex" xmlns:cx5="http://schemas.microsoft.com/office/drawing/2016/5/11/chartex" xmlns:cx6="http://schemas.microsoft.com/office/drawing/2016/5/12/chartex" xmlns:cx7="http://schemas.microsoft.com/office/drawing/2016/5/13/chartex" xmlns:cx8="http://schemas.microsoft.com/office/drawing/2016/5/14/chartex" xmlns:mc="http://schemas.openxmlformats.org/markup-compatibility/2006" xmlns:aink="http://schemas.microsoft.com/office/drawing/2016/ink" xmlns:am3d="http://schemas.microsoft.com/office/drawing/2017/model3d" xmlns:o="urn:schemas-microsoft-com:office:office" xmlns:oel="http://schemas.microsoft.com/office/2019/extlst" xmlns:r="http://schemas.openxmlformats.org/officeDocument/2006/relationships" xmlns:m="http://schemas.openxmlformats.org/officeDocument/2006/math" xmlns:v="urn:schemas-microsoft-com:vml" xmlns:wp14="http://schemas.microsoft.com/office/word/2010/wordprocessingDrawing" xmlns:wp="http://schemas.openxmlformats.org/drawingml/2006/wordprocessingDrawing" xmlns:w10="urn:schemas-microsoft-com:office:word" xmlns:w="http://schemas.openxmlformats.org/wordprocessingml/2006/main" xmlns:w14="http://schemas.microsoft.com/office/word/2010/wordml" xmlns:w15="http://schemas.microsoft.com/office/word/2012/wordml" xmlns:w16cex="http://schemas.microsoft.com/office/word/2018/wordml/cex" xmlns:w16cid="http://schemas.microsoft.com/office/word/2016/wordml/cid" xmlns:w16="http://schemas.microsoft.com/office/word/2018/wordml" xmlns:w16du="http://schemas.microsoft.com/office/word/2023/wordml/word16du" xmlns:w16sdtdh="http://schemas.microsoft.com/office/word/2020/wordml/sdtdatahash" xmlns:w16sdtfl="http://schemas.microsoft.com/office/word/2024/wordml/sdtformatlock" xmlns:w16se="http://schemas.microsoft.com/office/word/2015/wordml/symex" xmlns:wpg="http://schemas.microsoft.com/office/word/2010/wordprocessingGroup" xmlns:wpi="http://schemas.microsoft.com/office/word/2010/wordprocessingInk" xmlns:wne="http://schemas.microsoft.com/office/word/2006/wordml" xmlns:wps="http://schemas.microsoft.com/office/word/2010/wordprocessingShape" mc:Ignorable="w14 w15 w16se w16cid w16 w16cex w16sdtdh w16sdtfl w16du wp14">
   <w:body>
     <w:p>
       <w:pPr>
@@ -155,7 +155,7 @@
       <w:pPr>
         <w:pStyle w:val="ListParagraph"/>
         <w:numPr>
-          <w:ilvl w:val="1"/>
+          <w:ilvl w:val="2"/>
           <w:numId w:val="1"/>
         </w:numPr>
         <w:tabs>
@@ -171,13 +171,7 @@
           <w:rFonts w:ascii="Times New Roman" w:eastAsia="Calibri" w:hAnsi="Times New Roman" w:cs="Times New Roman"/>
           <w:color w:val="000000" w:themeColor="text1"/>
         </w:rPr>
-        <w:t xml:space="preserve">Performance: Define the measures and describe how they will be </w:t>
-      </w:r>
-      <w:r>
-        <w:rPr>
-          <w:rFonts w:ascii="Times New Roman" w:hAnsi="Times New Roman" w:cs="Times New Roman"/>
-        </w:rPr>
-        <w:t>determined.</w:t>
+        <w:t>Data flow graph</w:t>
       </w:r>
     </w:p>
     <w:p>
@@ -200,7 +194,59 @@
           <w:rFonts w:ascii="Times New Roman" w:eastAsia="Calibri" w:hAnsi="Times New Roman" w:cs="Times New Roman"/>
           <w:color w:val="000000" w:themeColor="text1"/>
         </w:rPr>
+        <w:t xml:space="preserve">Performance: Define the measures and describe how they will be </w:t>
+      </w:r>
+      <w:r>
+        <w:rPr>
+          <w:rFonts w:ascii="Times New Roman" w:hAnsi="Times New Roman" w:cs="Times New Roman"/>
+        </w:rPr>
+        <w:t>determined.</w:t>
+      </w:r>
+    </w:p>
+    <w:p>
+      <w:pPr>
+        <w:pStyle w:val="ListParagraph"/>
+        <w:numPr>
+          <w:ilvl w:val="1"/>
+          <w:numId w:val="1"/>
+        </w:numPr>
+        <w:tabs>
+          <w:tab w:val="left" w:pos="270"/>
+        </w:tabs>
+        <w:rPr>
+          <w:rFonts w:ascii="Times New Roman" w:eastAsia="Calibri" w:hAnsi="Times New Roman" w:cs="Times New Roman"/>
+          <w:color w:val="000000" w:themeColor="text1"/>
+        </w:rPr>
+      </w:pPr>
+      <w:r>
+        <w:rPr>
+          <w:rFonts w:ascii="Times New Roman" w:eastAsia="Calibri" w:hAnsi="Times New Roman" w:cs="Times New Roman"/>
+          <w:color w:val="000000" w:themeColor="text1"/>
+        </w:rPr>
         <w:t>Usability: Describe the interfaces. Be quantitative if possible</w:t>
+      </w:r>
+    </w:p>
+    <w:p>
+      <w:pPr>
+        <w:pStyle w:val="ListParagraph"/>
+        <w:numPr>
+          <w:ilvl w:val="2"/>
+          <w:numId w:val="1"/>
+        </w:numPr>
+        <w:tabs>
+          <w:tab w:val="left" w:pos="270"/>
+        </w:tabs>
+        <w:rPr>
+          <w:rFonts w:ascii="Times New Roman" w:eastAsia="Calibri" w:hAnsi="Times New Roman" w:cs="Times New Roman"/>
+          <w:color w:val="000000" w:themeColor="text1"/>
+        </w:rPr>
+      </w:pPr>
+      <w:r>
+        <w:rPr>
+          <w:rFonts w:ascii="Times New Roman" w:eastAsia="Calibri" w:hAnsi="Times New Roman" w:cs="Times New Roman"/>
+          <w:color w:val="000000" w:themeColor="text1"/>
+        </w:rPr>
+        <w:t>Call graph</w:t>
       </w:r>
     </w:p>
     <w:p>
@@ -246,7 +292,30 @@
           <w:rFonts w:ascii="Times New Roman" w:eastAsia="Calibri" w:hAnsi="Times New Roman" w:cs="Times New Roman"/>
           <w:color w:val="000000" w:themeColor="text1"/>
         </w:rPr>
-        <w:t>Roles and Responsibilities: Who will do what? What is the purpose?</w:t>
+        <w:t xml:space="preserve">Roles and Responsibilities: Who will do what? </w:t>
+      </w:r>
+    </w:p>
+    <w:p>
+      <w:pPr>
+        <w:pStyle w:val="ListParagraph"/>
+        <w:numPr>
+          <w:ilvl w:val="2"/>
+          <w:numId w:val="1"/>
+        </w:numPr>
+        <w:tabs>
+          <w:tab w:val="left" w:pos="270"/>
+        </w:tabs>
+        <w:rPr>
+          <w:rFonts w:ascii="Times New Roman" w:eastAsia="Calibri" w:hAnsi="Times New Roman" w:cs="Times New Roman"/>
+          <w:color w:val="000000" w:themeColor="text1"/>
+        </w:rPr>
+      </w:pPr>
+      <w:r>
+        <w:rPr>
+          <w:rFonts w:ascii="Times New Roman" w:eastAsia="Calibri" w:hAnsi="Times New Roman" w:cs="Times New Roman"/>
+          <w:color w:val="000000" w:themeColor="text1"/>
+        </w:rPr>
+        <w:t>For what aspects will each team member be responsible?</w:t>
       </w:r>
     </w:p>
     <w:p>
@@ -281,27 +350,31 @@
         <w:rPr>
           <w:rFonts w:ascii="Times New Roman" w:hAnsi="Times New Roman" w:cs="Times New Roman"/>
         </w:rPr>
+        <w:t>A</w:t>
+      </w:r>
+      <w:r>
+        <w:rPr>
+          <w:rFonts w:ascii="Times New Roman" w:hAnsi="Times New Roman" w:cs="Times New Roman"/>
+        </w:rPr>
         <w:t xml:space="preserve"> </w:t>
       </w:r>
-      <w:proofErr w:type="gramStart"/>
       <w:r>
         <w:rPr>
           <w:rFonts w:ascii="Times New Roman" w:hAnsi="Times New Roman" w:cs="Times New Roman"/>
         </w:rPr>
-        <w:t xml:space="preserve">8, </w:t>
+        <w:t>7B</w:t>
       </w:r>
       <w:r>
         <w:rPr>
           <w:rFonts w:ascii="Times New Roman" w:hAnsi="Times New Roman" w:cs="Times New Roman"/>
         </w:rPr>
-        <w:t xml:space="preserve"> and</w:t>
-      </w:r>
-      <w:proofErr w:type="gramEnd"/>
+        <w:t>,</w:t>
+      </w:r>
       <w:r>
         <w:rPr>
           <w:rFonts w:ascii="Times New Roman" w:hAnsi="Times New Roman" w:cs="Times New Roman"/>
         </w:rPr>
-        <w:t xml:space="preserve"> 1</w:t>
+        <w:t xml:space="preserve"> and 1</w:t>
       </w:r>
       <w:r>
         <w:rPr>
@@ -347,7 +420,7 @@
 </file>
 
 <file path=word/numbering.xml><?xml version="1.0" encoding="utf-8"?>
-<w:numbering xmlns:wpc="http://schemas.microsoft.com/office/word/2010/wordprocessingCanvas" xmlns:cx="http://schemas.microsoft.com/office/drawing/2014/chartex" xmlns:cx1="http://schemas.microsoft.com/office/drawing/2015/9/8/chartex" xmlns:cx2="http://schemas.microsoft.com/office/drawing/2015/10/21/chartex" xmlns:cx3="http://schemas.microsoft.com/office/drawing/2016/5/9/chartex" xmlns:cx4="http://schemas.microsoft.com/office/drawing/2016/5/10/chartex" xmlns:cx5="http://schemas.microsoft.com/office/drawing/2016/5/11/chartex" xmlns:cx6="http://schemas.microsoft.com/office/drawing/2016/5/12/chartex" xmlns:cx7="http://schemas.microsoft.com/office/drawing/2016/5/13/chartex" xmlns:cx8="http://schemas.microsoft.com/office/drawing/2016/5/14/chartex" xmlns:mc="http://schemas.openxmlformats.org/markup-compatibility/2006" xmlns:aink="http://schemas.microsoft.com/office/drawing/2016/ink" xmlns:am3d="http://schemas.microsoft.com/office/drawing/2017/model3d" xmlns:o="urn:schemas-microsoft-com:office:office" xmlns:oel="http://schemas.microsoft.com/office/2019/extlst" xmlns:r="http://schemas.openxmlformats.org/officeDocument/2006/relationships" xmlns:m="http://schemas.openxmlformats.org/officeDocument/2006/math" xmlns:v="urn:schemas-microsoft-com:vml" xmlns:wp14="http://schemas.microsoft.com/office/word/2010/wordprocessingDrawing" xmlns:wp="http://schemas.openxmlformats.org/drawingml/2006/wordprocessingDrawing" xmlns:w10="urn:schemas-microsoft-com:office:word" xmlns:w="http://schemas.openxmlformats.org/wordprocessingml/2006/main" xmlns:w14="http://schemas.microsoft.com/office/word/2010/wordml" xmlns:w15="http://schemas.microsoft.com/office/word/2012/wordml" xmlns:w16cex="http://schemas.microsoft.com/office/word/2018/wordml/cex" xmlns:w16cid="http://schemas.microsoft.com/office/word/2016/wordml/cid" xmlns:w16="http://schemas.microsoft.com/office/word/2018/wordml" xmlns:w16du="http://schemas.microsoft.com/office/word/2023/wordml/word16du" xmlns:w16sdtdh="http://schemas.microsoft.com/office/word/2020/wordml/sdtdatahash" xmlns:w16se="http://schemas.microsoft.com/office/word/2015/wordml/symex" xmlns:wpg="http://schemas.microsoft.com/office/word/2010/wordprocessingGroup" xmlns:wpi="http://schemas.microsoft.com/office/word/2010/wordprocessingInk" xmlns:wne="http://schemas.microsoft.com/office/word/2006/wordml" xmlns:wps="http://schemas.microsoft.com/office/word/2010/wordprocessingShape" mc:Ignorable="w14 w15 w16se w16cid w16 w16cex w16sdtdh w16du wp14">
+<w:numbering xmlns:wpc="http://schemas.microsoft.com/office/word/2010/wordprocessingCanvas" xmlns:cx="http://schemas.microsoft.com/office/drawing/2014/chartex" xmlns:cx1="http://schemas.microsoft.com/office/drawing/2015/9/8/chartex" xmlns:cx2="http://schemas.microsoft.com/office/drawing/2015/10/21/chartex" xmlns:cx3="http://schemas.microsoft.com/office/drawing/2016/5/9/chartex" xmlns:cx4="http://schemas.microsoft.com/office/drawing/2016/5/10/chartex" xmlns:cx5="http://schemas.microsoft.com/office/drawing/2016/5/11/chartex" xmlns:cx6="http://schemas.microsoft.com/office/drawing/2016/5/12/chartex" xmlns:cx7="http://schemas.microsoft.com/office/drawing/2016/5/13/chartex" xmlns:cx8="http://schemas.microsoft.com/office/drawing/2016/5/14/chartex" xmlns:mc="http://schemas.openxmlformats.org/markup-compatibility/2006" xmlns:aink="http://schemas.microsoft.com/office/drawing/2016/ink" xmlns:am3d="http://schemas.microsoft.com/office/drawing/2017/model3d" xmlns:o="urn:schemas-microsoft-com:office:office" xmlns:oel="http://schemas.microsoft.com/office/2019/extlst" xmlns:r="http://schemas.openxmlformats.org/officeDocument/2006/relationships" xmlns:m="http://schemas.openxmlformats.org/officeDocument/2006/math" xmlns:v="urn:schemas-microsoft-com:vml" xmlns:wp14="http://schemas.microsoft.com/office/word/2010/wordprocessingDrawing" xmlns:wp="http://schemas.openxmlformats.org/drawingml/2006/wordprocessingDrawing" xmlns:w10="urn:schemas-microsoft-com:office:word" xmlns:w="http://schemas.openxmlformats.org/wordprocessingml/2006/main" xmlns:w14="http://schemas.microsoft.com/office/word/2010/wordml" xmlns:w15="http://schemas.microsoft.com/office/word/2012/wordml" xmlns:w16cex="http://schemas.microsoft.com/office/word/2018/wordml/cex" xmlns:w16cid="http://schemas.microsoft.com/office/word/2016/wordml/cid" xmlns:w16="http://schemas.microsoft.com/office/word/2018/wordml" xmlns:w16du="http://schemas.microsoft.com/office/word/2023/wordml/word16du" xmlns:w16sdtdh="http://schemas.microsoft.com/office/word/2020/wordml/sdtdatahash" xmlns:w16sdtfl="http://schemas.microsoft.com/office/word/2024/wordml/sdtformatlock" xmlns:w16se="http://schemas.microsoft.com/office/word/2015/wordml/symex" xmlns:wpg="http://schemas.microsoft.com/office/word/2010/wordprocessingGroup" xmlns:wpi="http://schemas.microsoft.com/office/word/2010/wordprocessingInk" xmlns:wne="http://schemas.microsoft.com/office/word/2006/wordml" xmlns:wps="http://schemas.microsoft.com/office/word/2010/wordprocessingShape" mc:Ignorable="w14 w15 w16se w16cid w16 w16cex w16sdtdh w16sdtfl w16du wp14">
   <w:abstractNum w:abstractNumId="0" w15:restartNumberingAfterBreak="0">
     <w:nsid w:val="6ABDF5BE"/>
     <w:multiLevelType w:val="multilevel"/>
@@ -530,7 +603,7 @@
 </file>
 
 <file path=word/styles.xml><?xml version="1.0" encoding="utf-8"?>
-<w:styles xmlns:mc="http://schemas.openxmlformats.org/markup-compatibility/2006" xmlns:r="http://schemas.openxmlformats.org/officeDocument/2006/relationships" xmlns:w="http://schemas.openxmlformats.org/wordprocessingml/2006/main" xmlns:w14="http://schemas.microsoft.com/office/word/2010/wordml" xmlns:w15="http://schemas.microsoft.com/office/word/2012/wordml" xmlns:w16cex="http://schemas.microsoft.com/office/word/2018/wordml/cex" xmlns:w16cid="http://schemas.microsoft.com/office/word/2016/wordml/cid" xmlns:w16="http://schemas.microsoft.com/office/word/2018/wordml" xmlns:w16du="http://schemas.microsoft.com/office/word/2023/wordml/word16du" xmlns:w16sdtdh="http://schemas.microsoft.com/office/word/2020/wordml/sdtdatahash" xmlns:w16se="http://schemas.microsoft.com/office/word/2015/wordml/symex" mc:Ignorable="w14 w15 w16se w16cid w16 w16cex w16sdtdh w16du">
+<w:styles xmlns:mc="http://schemas.openxmlformats.org/markup-compatibility/2006" xmlns:r="http://schemas.openxmlformats.org/officeDocument/2006/relationships" xmlns:w="http://schemas.openxmlformats.org/wordprocessingml/2006/main" xmlns:w14="http://schemas.microsoft.com/office/word/2010/wordml" xmlns:w15="http://schemas.microsoft.com/office/word/2012/wordml" xmlns:w16cex="http://schemas.microsoft.com/office/word/2018/wordml/cex" xmlns:w16cid="http://schemas.microsoft.com/office/word/2016/wordml/cid" xmlns:w16="http://schemas.microsoft.com/office/word/2018/wordml" xmlns:w16du="http://schemas.microsoft.com/office/word/2023/wordml/word16du" xmlns:w16sdtdh="http://schemas.microsoft.com/office/word/2020/wordml/sdtdatahash" xmlns:w16sdtfl="http://schemas.microsoft.com/office/word/2024/wordml/sdtformatlock" xmlns:w16se="http://schemas.microsoft.com/office/word/2015/wordml/symex" mc:Ignorable="w14 w15 w16se w16cid w16 w16cex w16sdtdh w16sdtfl w16du">
   <w:docDefaults>
     <w:rPrDefault>
       <w:rPr>
